--- a/companies/hollowell-ip/People/2019.10.24 - Onboarding - Richard Henderson.docx
+++ b/companies/hollowell-ip/People/2019.10.24 - Onboarding - Richard Henderson.docx
@@ -7,32 +7,27 @@
         <w:pStyle w:val="Heading1"/>
       </w:pPr>
       <w:r>
-        <w:t>Onboarding Record: Richard Henderson</w:t>
+        <w:t>Onboarding record: Richard Henderson, Patent Agent</w:t>
       </w:r>
     </w:p>
     <w:p>
       <w:r>
-        <w:t>This record is prepared by Mary Bradley, Managing Partner, and kept in the file. Richard Henderson joins the prosecution group this week as a patent agent, and I am glad to have him, because he comes to us from the drafting and prosecution side of the work and that is exactly the bench we set out to deepen this year.</w:t>
+        <w:t>Richard Henderson joined Hollowell Patent Group a week ago as a Patent Agent in the Prosecution group, and this record sets out where he sits in the practice, what his first period here involves, and what the firm expects of him by the end of it. We are glad to have him, and glad in particular to have an agent whose engineering training runs to mechanical and medical device subject matter, which suits the applications the firm expects to prepare. He joins a small Prosecution group, which means he will see a wider range of the firm's work earlier than he might at a larger practice, and he is expected to say so when a matter outruns what he knows.</w:t>
       </w:r>
     </w:p>
     <w:p>
       <w:r>
-        <w:t>Richard Henderson will spend most of his time where he is strongest, which is inside specifications, file histories, and the office-action responses that go back to the examiner, and I would rather have him drafting on live matters early than shadowing for a month. His notes, from the samples I have read, are dense and exact in the way this work rewards, and that is the register I want him to keep. He should expect his first assignments to be prosecution matters already in flight, picked up mid-file, because reading into a live history is the fastest way to learn how this firm works a case.</w:t>
+        <w:t>Richard reports to Heather Munoz, Partner, who will assign his matters, review his drafts, and be the first person he goes to with a question of scope or strategy. For the first several weeks his work will consist of drafting specifications and claim sets from inventor disclosures, preparing first drafts of office action responses, and sitting in on examiner interviews, with every filing reviewed by Heather Munoz before it goes to the patent office until she is satisfied that a second read is no longer needed. She will also decide when he begins to handle examiner interviews on his own, and that decision will turn on the quality of his interview summaries more than on the number of weeks he has been here.</w:t>
       </w:r>
     </w:p>
     <w:p>
       <w:r>
-        <w:t>He reports to Heather Munoz, Partner, who will assign his first matters, set his priorities against the docket, and read behind him until the firm's house style is second nature to him. When the work stacks up faster than the calendar allows, Heather is the one to rebalance it, and that judgment is hers to make rather than his to absorb in silence; a question about which deadline truly comes first is always worth asking before the fact.</w:t>
+        <w:t>The docket comes before everything else here: every response date on a matter Richard works is entered and tracked centrally, reminders reach him in a fixed format, and each one is to be confirmed in writing on the day it arrives, since an unconfirmed date is escalated without further notice to him. Where a date cannot be met, he should say so in writing as soon as he knows, to Heather Munoz and to docketing together, without waiting for the next reminder. He should also expect that anything he writes for a client names him and every other attorney or agent on the matter by full name and title, and that any analysis touching validity or infringement is read by a partner before it leaves the firm.</w:t>
       </w:r>
     </w:p>
     <w:p>
       <w:r>
-        <w:t>The habits I care most about, he appears to already carry. This firm does not overstate, so a response that claims more than the file will support is a liability, and I would sooner read a careful hedge than a confident flourish. Anything that touches infringement or validity goes to a partner before it goes anywhere else, because those opinions carry the firm's name rather than the agent's, and his instinct to flag them up instead of settling them himself is the correct one. The specifications and searches he produces are the foundation an attorney's opinion is built on, so precision in the record counts for more than speed, and where his work touches a client's confidences he should mark it privileged and route it accordingly.</w:t>
-      </w:r>
-    </w:p>
-    <w:p>
-      <w:r>
-        <w:t>The docket is the one thing here that does not forgive a mistake, so in his first days he will sit with the docketing desk and learn how dates are set, confirmed, and never quietly moved. His access, files, and library credentials are already in place, so nothing should hold up his first assignment but the assignment itself. For a first step, he should meet with Heather Munoz this week to take his opening matters, and he should treat the docket walkthrough as the one appointment on his calendar that does not get moved.</w:t>
+        <w:t>His office, building access, and accounts on the docket and document systems were set up before he arrived, and his conflicts questionnaire and confidentiality acknowledgment are on file. Mary Bradley will meet with him at the end of his first month to review how the work has gone, and before that meeting he should read the firm's drafting and docketing procedures in full and take any questions about them to Heather Munoz.</w:t>
       </w:r>
     </w:p>
     <w:sectPr>
